--- a/pcd_automation/processos/PCD_2026_000345678_001_Ricardo_Nunes_Pereira_2026-03-09/06_termo_depoimento_testemunha.docx
+++ b/pcd_automation/processos/PCD_2026_000345678_001_Ricardo_Nunes_Pereira_2026-03-09/06_termo_depoimento_testemunha.docx
@@ -858,7 +858,7 @@
           <w:color w:val="000000"/>
           <w:sz w:val="22"/>
         </w:rPr>
-        <w:t xml:space="preserve">pelo defensor foi perguntado (...). Nada mais disse nem lhe foi perguntado e para constar, lavrei este termo que, iniciado as 14 horas foi encerrado às 14h40min horas do mesmo dia, o qual depois de lido e achado conforme, vai assinado. O sindicado (e seu defensor, caso tenha sido constituído) fica(m), ainda, desde já, NOTIFICADO(S) a acompanhar(em), facultativamente, a audição das testemunhas (ou outras</w:t>
+        <w:t xml:space="preserve">pelo defensor foi perguntado (...). Nada mais disse nem lhe foi perguntado e para constar, lavrei este termo que, iniciado as 14h00min foi encerrado às 14h40min do mesmo dia, o qual depois de lido e achado conforme, vai assinado. O sindicado (e seu defensor, caso tenha sido constituído) fica(m), ainda, desde já, NOTIFICADO(S) a acompanhar(em), facultativamente, a audição das testemunhas (ou outras</w:t>
       </w:r>
     </w:p>
     <w:p>
@@ -888,7 +888,7 @@
           <w:color w:val="000000"/>
           <w:sz w:val="22"/>
         </w:rPr>
-        <w:t xml:space="preserve">, especificar), que ocorrerá no próximo dia a ser designado, às a ser designado horas, no a ser designado.</w:t>
+        <w:t xml:space="preserve">, especificar), que ocorrerá no próximo dia a ser designado, às a ser designado, no a ser designado.</w:t>
       </w:r>
     </w:p>
     <w:p>
